--- a/research_materials/system_design/WHX_Solar_2026.3.docx
+++ b/research_materials/system_design/WHX_Solar_2026.3.docx
@@ -861,17 +861,7 @@
           <w:position w:val="-14"/>
           <w:lang w:val="en-US" w:eastAsia="zh-CN"/>
         </w:rPr>
-        <w:t>已经做的4</w:t>
-      </w:r>
-      <w:bookmarkStart w:id="0" w:name="_GoBack"/>
-      <w:bookmarkEnd w:id="0"/>
-      <w:r>
-        <w:rPr>
-          <w:rFonts w:hint="eastAsia"/>
-          <w:position w:val="-14"/>
-          <w:lang w:val="en-US" w:eastAsia="zh-CN"/>
-        </w:rPr>
-        <w:t>个优化:</w:t>
+        <w:t>已经做的4个优化:</w:t>
       </w:r>
     </w:p>
     <w:p>
@@ -1582,6 +1572,8 @@
           <w:lang w:val="en-US" w:eastAsia="zh-CN"/>
         </w:rPr>
       </w:pPr>
+      <w:bookmarkStart w:id="0" w:name="_GoBack"/>
+      <w:bookmarkEnd w:id="0"/>
     </w:p>
     <w:p>
       <w:pPr>
@@ -1809,7 +1801,26 @@
           <w:position w:val="-14"/>
           <w:lang w:val="en-US" w:eastAsia="zh-CN"/>
         </w:rPr>
-        <w:t>---&gt;双面或许更优</w:t>
+        <w:t>---&gt;</w:t>
+      </w:r>
+      <w:r>
+        <w:rPr>
+          <w:rFonts w:hint="eastAsia"/>
+          <w:b/>
+          <w:bCs/>
+          <w:color w:val="0000FF"/>
+          <w:position w:val="-14"/>
+          <w:lang w:val="en-US" w:eastAsia="zh-CN"/>
+        </w:rPr>
+        <w:t>双面</w:t>
+      </w:r>
+      <w:r>
+        <w:rPr>
+          <w:rFonts w:hint="eastAsia"/>
+          <w:position w:val="-14"/>
+          <w:lang w:val="en-US" w:eastAsia="zh-CN"/>
+        </w:rPr>
+        <w:t>或许更优</w:t>
       </w:r>
     </w:p>
     <w:p/>
